--- a/LAB 4/LAB_4_1150070014_Võ Phan Quỳnh Hương.docx
+++ b/LAB 4/LAB_4_1150070014_Võ Phan Quỳnh Hương.docx
@@ -39,30 +39,46 @@
         </w:rPr>
         <w:t>LAB 4</w:t>
       </w:r>
-      <w:r>
-        <w:rPr>
-          <w:rFonts w:hint="default" w:ascii="Times New Roman" w:hAnsi="Times New Roman" w:cs="Times New Roman"/>
-          <w:sz w:val="26"/>
-          <w:szCs w:val="26"/>
-          <w:lang w:val="en-US"/>
-        </w:rPr>
-        <w:br w:type="textWrapping"/>
-      </w:r>
-      <w:r>
-        <w:rPr>
-          <w:rFonts w:hint="default" w:ascii="Times New Roman" w:hAnsi="Times New Roman" w:cs="Times New Roman"/>
-          <w:sz w:val="26"/>
-          <w:szCs w:val="26"/>
-          <w:lang w:val="en-US"/>
-        </w:rPr>
-        <w:t>a) Test address IP:</w:t>
-      </w:r>
     </w:p>
     <w:p>
       <w:pPr>
         <w:jc w:val="both"/>
+        <w:rPr>
+          <w:rFonts w:hint="default" w:ascii="Times New Roman" w:hAnsi="Times New Roman" w:cs="Times New Roman"/>
+          <w:b/>
+          <w:bCs/>
+          <w:sz w:val="26"/>
+          <w:szCs w:val="26"/>
+          <w:lang w:val="en-US"/>
+        </w:rPr>
       </w:pPr>
       <w:r>
+        <w:rPr>
+          <w:rFonts w:hint="default" w:ascii="Times New Roman" w:hAnsi="Times New Roman" w:cs="Times New Roman"/>
+          <w:b/>
+          <w:bCs/>
+          <w:sz w:val="26"/>
+          <w:szCs w:val="26"/>
+          <w:lang w:val="en-US"/>
+        </w:rPr>
+        <w:t>A.Test address IP:</w:t>
+      </w:r>
+    </w:p>
+    <w:p>
+      <w:pPr>
+        <w:jc w:val="both"/>
+        <w:rPr>
+          <w:rFonts w:hint="default" w:ascii="Times New Roman" w:hAnsi="Times New Roman" w:cs="Times New Roman"/>
+          <w:sz w:val="26"/>
+          <w:szCs w:val="26"/>
+        </w:rPr>
+      </w:pPr>
+      <w:r>
+        <w:rPr>
+          <w:rFonts w:hint="default" w:ascii="Times New Roman" w:hAnsi="Times New Roman" w:cs="Times New Roman"/>
+          <w:sz w:val="26"/>
+          <w:szCs w:val="26"/>
+        </w:rPr>
         <w:drawing>
           <wp:inline distT="0" distB="0" distL="114300" distR="114300">
             <wp:extent cx="5273040" cy="2971800"/>
@@ -113,7 +129,6 @@
           <w:rFonts w:hint="default" w:ascii="Times New Roman" w:hAnsi="Times New Roman" w:cs="Times New Roman"/>
           <w:sz w:val="26"/>
           <w:szCs w:val="26"/>
-          <w:lang w:val="en-US"/>
         </w:rPr>
       </w:pPr>
       <w:r>
@@ -134,8 +149,12 @@
         </w:rPr>
         <w:br w:type="textWrapping"/>
       </w:r>
-      <w:bookmarkStart w:id="0" w:name="_GoBack"/>
-      <w:r>
+      <w:r>
+        <w:rPr>
+          <w:rFonts w:hint="default" w:ascii="Times New Roman" w:hAnsi="Times New Roman" w:cs="Times New Roman"/>
+          <w:sz w:val="26"/>
+          <w:szCs w:val="26"/>
+        </w:rPr>
         <w:drawing>
           <wp:inline distT="0" distB="0" distL="114300" distR="114300">
             <wp:extent cx="5273040" cy="2965450"/>
@@ -178,29 +197,864 @@
           </wp:inline>
         </w:drawing>
       </w:r>
+      <w:r>
+        <w:rPr>
+          <w:rFonts w:hint="default" w:ascii="Times New Roman" w:hAnsi="Times New Roman" w:cs="Times New Roman"/>
+          <w:sz w:val="26"/>
+          <w:szCs w:val="26"/>
+        </w:rPr>
+        <w:br w:type="textWrapping"/>
+      </w:r>
+      <w:r>
+        <w:rPr>
+          <w:rFonts w:hint="default" w:ascii="Times New Roman" w:hAnsi="Times New Roman" w:cs="Times New Roman"/>
+          <w:sz w:val="26"/>
+          <w:szCs w:val="26"/>
+        </w:rPr>
+        <w:t>Máy Kali đã được kết nối vào mạng Host-Only và nhận địa chỉ IPv4 192.168.127.101/24.</w:t>
+      </w:r>
+      <w:r>
+        <w:rPr>
+          <w:rFonts w:hint="default" w:ascii="Times New Roman" w:hAnsi="Times New Roman" w:cs="Times New Roman"/>
+          <w:sz w:val="26"/>
+          <w:szCs w:val="26"/>
+        </w:rPr>
+        <w:br w:type="textWrapping"/>
+      </w:r>
+    </w:p>
+    <w:p>
+      <w:pPr>
+        <w:numPr>
+          <w:numId w:val="0"/>
+        </w:numPr>
+        <w:jc w:val="both"/>
+        <w:rPr>
+          <w:rFonts w:hint="default" w:ascii="Times New Roman" w:hAnsi="Times New Roman" w:cs="Times New Roman"/>
+          <w:b w:val="0"/>
+          <w:bCs w:val="0"/>
+          <w:sz w:val="26"/>
+          <w:szCs w:val="26"/>
+          <w:lang w:val="en-US"/>
+        </w:rPr>
+      </w:pPr>
+      <w:r>
+        <w:rPr>
+          <w:rFonts w:hint="default" w:ascii="Times New Roman" w:hAnsi="Times New Roman" w:cs="Times New Roman"/>
+          <w:b/>
+          <w:bCs/>
+          <w:sz w:val="26"/>
+          <w:szCs w:val="26"/>
+        </w:rPr>
+        <w:t>Host D</w:t>
+      </w:r>
+      <w:r>
+        <w:rPr>
+          <w:rFonts w:hint="default" w:ascii="Times New Roman" w:hAnsi="Times New Roman" w:cs="Times New Roman"/>
+          <w:b/>
+          <w:bCs/>
+          <w:sz w:val="26"/>
+          <w:szCs w:val="26"/>
+          <w:lang w:val="en-US"/>
+        </w:rPr>
+        <w:t>iscovery</w:t>
+      </w:r>
+      <w:r>
+        <w:rPr>
+          <w:rFonts w:hint="default" w:ascii="Times New Roman" w:hAnsi="Times New Roman" w:cs="Times New Roman"/>
+          <w:b/>
+          <w:bCs/>
+          <w:sz w:val="26"/>
+          <w:szCs w:val="26"/>
+        </w:rPr>
+        <w:t>:</w:t>
+      </w:r>
+      <w:r>
+        <w:rPr>
+          <w:rFonts w:hint="default" w:ascii="Times New Roman" w:hAnsi="Times New Roman" w:cs="Times New Roman"/>
+          <w:sz w:val="26"/>
+          <w:szCs w:val="26"/>
+        </w:rPr>
+        <w:br w:type="textWrapping"/>
+      </w:r>
+      <w:r>
+        <w:rPr>
+          <w:rFonts w:hint="default" w:ascii="Times New Roman" w:hAnsi="Times New Roman" w:cs="Times New Roman"/>
+          <w:sz w:val="26"/>
+          <w:szCs w:val="26"/>
+        </w:rPr>
+        <w:br w:type="textWrapping"/>
+      </w:r>
+      <w:r>
+        <w:rPr>
+          <w:rFonts w:hint="default" w:ascii="Times New Roman" w:hAnsi="Times New Roman" w:cs="Times New Roman"/>
+          <w:b/>
+          <w:bCs/>
+          <w:sz w:val="26"/>
+          <w:szCs w:val="26"/>
+        </w:rPr>
+        <w:drawing>
+          <wp:inline distT="0" distB="0" distL="114300" distR="114300">
+            <wp:extent cx="5273040" cy="2959735"/>
+            <wp:effectExtent l="0" t="0" r="0" b="12065"/>
+            <wp:docPr id="4" name="Picture 4"/>
+            <wp:cNvGraphicFramePr>
+              <a:graphicFrameLocks xmlns:a="http://schemas.openxmlformats.org/drawingml/2006/main" noChangeAspect="1"/>
+            </wp:cNvGraphicFramePr>
+            <a:graphic xmlns:a="http://schemas.openxmlformats.org/drawingml/2006/main">
+              <a:graphicData uri="http://schemas.openxmlformats.org/drawingml/2006/picture">
+                <pic:pic xmlns:pic="http://schemas.openxmlformats.org/drawingml/2006/picture">
+                  <pic:nvPicPr>
+                    <pic:cNvPr id="4" name="Picture 4"/>
+                    <pic:cNvPicPr>
+                      <a:picLocks noChangeAspect="1"/>
+                    </pic:cNvPicPr>
+                  </pic:nvPicPr>
+                  <pic:blipFill>
+                    <a:blip r:embed="rId6"/>
+                    <a:stretch>
+                      <a:fillRect/>
+                    </a:stretch>
+                  </pic:blipFill>
+                  <pic:spPr>
+                    <a:xfrm>
+                      <a:off x="0" y="0"/>
+                      <a:ext cx="5273040" cy="2959735"/>
+                    </a:xfrm>
+                    <a:prstGeom prst="rect">
+                      <a:avLst/>
+                    </a:prstGeom>
+                    <a:noFill/>
+                    <a:ln>
+                      <a:noFill/>
+                    </a:ln>
+                  </pic:spPr>
+                </pic:pic>
+              </a:graphicData>
+            </a:graphic>
+          </wp:inline>
+        </w:drawing>
+      </w:r>
+    </w:p>
+    <w:p>
+      <w:pPr>
+        <w:numPr>
+          <w:ilvl w:val="0"/>
+          <w:numId w:val="1"/>
+        </w:numPr>
+        <w:jc w:val="both"/>
+        <w:rPr>
+          <w:rFonts w:hint="default" w:ascii="Times New Roman" w:hAnsi="Times New Roman" w:cs="Times New Roman"/>
+          <w:b w:val="0"/>
+          <w:bCs w:val="0"/>
+          <w:sz w:val="26"/>
+          <w:szCs w:val="26"/>
+          <w:lang w:val="en-US"/>
+        </w:rPr>
+      </w:pPr>
+      <w:r>
+        <w:rPr>
+          <w:rFonts w:hint="default" w:ascii="Times New Roman" w:hAnsi="Times New Roman" w:cs="Times New Roman"/>
+          <w:b/>
+          <w:bCs/>
+          <w:sz w:val="26"/>
+          <w:szCs w:val="26"/>
+          <w:lang w:val="en-US"/>
+        </w:rPr>
+        <w:t xml:space="preserve">C. </w:t>
+      </w:r>
+      <w:r>
+        <w:rPr>
+          <w:rFonts w:hint="default" w:ascii="Times New Roman" w:hAnsi="Times New Roman" w:eastAsia="Segoe UI" w:cs="Times New Roman"/>
+          <w:b/>
+          <w:bCs/>
+          <w:i w:val="0"/>
+          <w:iCs w:val="0"/>
+          <w:caps w:val="0"/>
+          <w:color w:val="081B3A"/>
+          <w:spacing w:val="2"/>
+          <w:sz w:val="26"/>
+          <w:szCs w:val="26"/>
+          <w:shd w:val="clear" w:fill="FFFFFF"/>
+        </w:rPr>
+        <w:t>TCP Connect Scan</w:t>
+      </w:r>
+      <w:r>
+        <w:rPr>
+          <w:rFonts w:hint="default" w:ascii="Times New Roman" w:hAnsi="Times New Roman" w:eastAsia="Segoe UI" w:cs="Times New Roman"/>
+          <w:b/>
+          <w:bCs/>
+          <w:i w:val="0"/>
+          <w:iCs w:val="0"/>
+          <w:caps w:val="0"/>
+          <w:color w:val="081B3A"/>
+          <w:spacing w:val="2"/>
+          <w:sz w:val="26"/>
+          <w:szCs w:val="26"/>
+          <w:shd w:val="clear" w:fill="FFFFFF"/>
+        </w:rPr>
+        <w:br w:type="textWrapping"/>
+      </w:r>
+      <w:r>
+        <w:rPr>
+          <w:rFonts w:hint="default" w:ascii="Times New Roman" w:hAnsi="Times New Roman" w:cs="Times New Roman"/>
+          <w:sz w:val="26"/>
+          <w:szCs w:val="26"/>
+        </w:rPr>
+        <w:drawing>
+          <wp:inline distT="0" distB="0" distL="114300" distR="114300">
+            <wp:extent cx="4701540" cy="998220"/>
+            <wp:effectExtent l="0" t="0" r="7620" b="7620"/>
+            <wp:docPr id="5" name="Picture 5"/>
+            <wp:cNvGraphicFramePr>
+              <a:graphicFrameLocks xmlns:a="http://schemas.openxmlformats.org/drawingml/2006/main" noChangeAspect="1"/>
+            </wp:cNvGraphicFramePr>
+            <a:graphic xmlns:a="http://schemas.openxmlformats.org/drawingml/2006/main">
+              <a:graphicData uri="http://schemas.openxmlformats.org/drawingml/2006/picture">
+                <pic:pic xmlns:pic="http://schemas.openxmlformats.org/drawingml/2006/picture">
+                  <pic:nvPicPr>
+                    <pic:cNvPr id="5" name="Picture 5"/>
+                    <pic:cNvPicPr>
+                      <a:picLocks noChangeAspect="1"/>
+                    </pic:cNvPicPr>
+                  </pic:nvPicPr>
+                  <pic:blipFill>
+                    <a:blip r:embed="rId7"/>
+                    <a:stretch>
+                      <a:fillRect/>
+                    </a:stretch>
+                  </pic:blipFill>
+                  <pic:spPr>
+                    <a:xfrm>
+                      <a:off x="0" y="0"/>
+                      <a:ext cx="4701540" cy="998220"/>
+                    </a:xfrm>
+                    <a:prstGeom prst="rect">
+                      <a:avLst/>
+                    </a:prstGeom>
+                    <a:noFill/>
+                    <a:ln>
+                      <a:noFill/>
+                    </a:ln>
+                  </pic:spPr>
+                </pic:pic>
+              </a:graphicData>
+            </a:graphic>
+          </wp:inline>
+        </w:drawing>
+      </w:r>
+      <w:r>
+        <w:rPr>
+          <w:rFonts w:hint="default" w:ascii="Times New Roman" w:hAnsi="Times New Roman" w:cs="Times New Roman"/>
+          <w:sz w:val="26"/>
+          <w:szCs w:val="26"/>
+        </w:rPr>
+        <w:br w:type="textWrapping"/>
+      </w:r>
+      <w:r>
+        <w:rPr>
+          <w:rFonts w:hint="default" w:ascii="Times New Roman" w:hAnsi="Times New Roman" w:eastAsia="Segoe UI" w:cs="Times New Roman"/>
+          <w:i w:val="0"/>
+          <w:iCs w:val="0"/>
+          <w:caps w:val="0"/>
+          <w:color w:val="081B3A"/>
+          <w:spacing w:val="2"/>
+          <w:sz w:val="26"/>
+          <w:szCs w:val="26"/>
+          <w:shd w:val="clear" w:fill="FFFFFF"/>
+        </w:rPr>
+        <w:t xml:space="preserve">Nmap xác định máy 192.168.127.102 đang hoạt động và phát hiện 23 cổng TCP đang mở. Các dịch vụ được phát hiện gồm FTP, SSH, Telnet, SMTP, DNS, HTTP, SMB, </w:t>
+      </w:r>
+      <w:r>
+        <w:rPr>
+          <w:rFonts w:hint="default" w:ascii="Times New Roman" w:hAnsi="Times New Roman" w:eastAsia="Segoe UI" w:cs="Times New Roman"/>
+          <w:i w:val="0"/>
+          <w:iCs w:val="0"/>
+          <w:caps w:val="0"/>
+          <w:color w:val="081B3A"/>
+          <w:spacing w:val="2"/>
+          <w:sz w:val="26"/>
+          <w:szCs w:val="26"/>
+          <w:shd w:val="clear" w:fill="FFFFFF"/>
+        </w:rPr>
+        <w:t>MySQL, PostgreSQL, VNC và một số dịch vụ khác.</w:t>
+      </w:r>
+      <w:r>
+        <w:rPr>
+          <w:rFonts w:hint="default" w:ascii="Times New Roman" w:hAnsi="Times New Roman" w:eastAsia="Segoe UI" w:cs="Times New Roman"/>
+          <w:i w:val="0"/>
+          <w:iCs w:val="0"/>
+          <w:caps w:val="0"/>
+          <w:color w:val="081B3A"/>
+          <w:spacing w:val="2"/>
+          <w:sz w:val="26"/>
+          <w:szCs w:val="26"/>
+          <w:shd w:val="clear" w:fill="FFFFFF"/>
+          <w:lang w:val="en-US"/>
+        </w:rPr>
+        <w:tab/>
+      </w:r>
+      <w:r>
+        <w:rPr>
+          <w:rFonts w:hint="default" w:ascii="Times New Roman" w:hAnsi="Times New Roman" w:eastAsia="Segoe UI" w:cs="Times New Roman"/>
+          <w:i w:val="0"/>
+          <w:iCs w:val="0"/>
+          <w:caps w:val="0"/>
+          <w:color w:val="081B3A"/>
+          <w:spacing w:val="2"/>
+          <w:sz w:val="26"/>
+          <w:szCs w:val="26"/>
+          <w:shd w:val="clear" w:fill="FFFFFF"/>
+          <w:lang w:val="en-US"/>
+        </w:rPr>
+        <w:br w:type="textWrapping"/>
+      </w:r>
+      <w:r>
+        <w:rPr>
+          <w:rFonts w:hint="default" w:ascii="Times New Roman" w:hAnsi="Times New Roman" w:eastAsia="Segoe UI" w:cs="Times New Roman"/>
+          <w:b/>
+          <w:bCs/>
+          <w:i w:val="0"/>
+          <w:iCs w:val="0"/>
+          <w:caps w:val="0"/>
+          <w:color w:val="081B3A"/>
+          <w:spacing w:val="2"/>
+          <w:sz w:val="26"/>
+          <w:szCs w:val="26"/>
+          <w:shd w:val="clear" w:fill="FFFFFF"/>
+          <w:lang w:val="en-US"/>
+        </w:rPr>
+        <w:t xml:space="preserve">D. </w:t>
+      </w:r>
+      <w:r>
+        <w:rPr>
+          <w:rFonts w:hint="default" w:ascii="Times New Roman" w:hAnsi="Times New Roman" w:eastAsia="Segoe UI" w:cs="Times New Roman"/>
+          <w:b/>
+          <w:bCs/>
+          <w:i w:val="0"/>
+          <w:iCs w:val="0"/>
+          <w:caps w:val="0"/>
+          <w:color w:val="081B3A"/>
+          <w:spacing w:val="2"/>
+          <w:sz w:val="26"/>
+          <w:szCs w:val="26"/>
+          <w:shd w:val="clear" w:fill="FFFFFF"/>
+        </w:rPr>
+        <w:t>SYN Scan</w:t>
+      </w:r>
+      <w:r>
+        <w:rPr>
+          <w:rFonts w:hint="default" w:ascii="Times New Roman" w:hAnsi="Times New Roman" w:eastAsia="Segoe UI" w:cs="Times New Roman"/>
+          <w:b/>
+          <w:bCs/>
+          <w:i w:val="0"/>
+          <w:iCs w:val="0"/>
+          <w:caps w:val="0"/>
+          <w:color w:val="081B3A"/>
+          <w:spacing w:val="2"/>
+          <w:sz w:val="26"/>
+          <w:szCs w:val="26"/>
+          <w:shd w:val="clear" w:fill="FFFFFF"/>
+        </w:rPr>
+        <w:br w:type="textWrapping"/>
+      </w:r>
+      <w:r>
+        <w:drawing>
+          <wp:inline distT="0" distB="0" distL="114300" distR="114300">
+            <wp:extent cx="4800600" cy="952500"/>
+            <wp:effectExtent l="0" t="0" r="0" b="7620"/>
+            <wp:docPr id="6" name="Picture 6"/>
+            <wp:cNvGraphicFramePr>
+              <a:graphicFrameLocks xmlns:a="http://schemas.openxmlformats.org/drawingml/2006/main" noChangeAspect="1"/>
+            </wp:cNvGraphicFramePr>
+            <a:graphic xmlns:a="http://schemas.openxmlformats.org/drawingml/2006/main">
+              <a:graphicData uri="http://schemas.openxmlformats.org/drawingml/2006/picture">
+                <pic:pic xmlns:pic="http://schemas.openxmlformats.org/drawingml/2006/picture">
+                  <pic:nvPicPr>
+                    <pic:cNvPr id="6" name="Picture 6"/>
+                    <pic:cNvPicPr>
+                      <a:picLocks noChangeAspect="1"/>
+                    </pic:cNvPicPr>
+                  </pic:nvPicPr>
+                  <pic:blipFill>
+                    <a:blip r:embed="rId8"/>
+                    <a:stretch>
+                      <a:fillRect/>
+                    </a:stretch>
+                  </pic:blipFill>
+                  <pic:spPr>
+                    <a:xfrm>
+                      <a:off x="0" y="0"/>
+                      <a:ext cx="4800600" cy="952500"/>
+                    </a:xfrm>
+                    <a:prstGeom prst="rect">
+                      <a:avLst/>
+                    </a:prstGeom>
+                    <a:noFill/>
+                    <a:ln>
+                      <a:noFill/>
+                    </a:ln>
+                  </pic:spPr>
+                </pic:pic>
+              </a:graphicData>
+            </a:graphic>
+          </wp:inline>
+        </w:drawing>
+      </w:r>
+    </w:p>
+    <w:p>
+      <w:pPr>
+        <w:numPr>
+          <w:numId w:val="0"/>
+        </w:numPr>
+        <w:jc w:val="both"/>
+        <w:rPr>
+          <w:rFonts w:hint="default"/>
+        </w:rPr>
+      </w:pPr>
+      <w:r>
+        <w:rPr>
+          <w:rFonts w:hint="default" w:ascii="Times New Roman" w:hAnsi="Times New Roman" w:cs="Times New Roman"/>
+          <w:b w:val="0"/>
+          <w:bCs w:val="0"/>
+          <w:sz w:val="26"/>
+          <w:szCs w:val="26"/>
+          <w:lang w:val="en-US"/>
+        </w:rPr>
+        <w:t>SYN Scan phát hiện cùng 23 cổng TCP đang mở như TCP Connect Scan.</w:t>
+      </w:r>
+      <w:r>
+        <w:rPr>
+          <w:rFonts w:hint="default" w:ascii="Times New Roman" w:hAnsi="Times New Roman" w:cs="Times New Roman"/>
+          <w:b w:val="0"/>
+          <w:bCs w:val="0"/>
+          <w:sz w:val="26"/>
+          <w:szCs w:val="26"/>
+          <w:lang w:val="en-US"/>
+        </w:rPr>
+        <w:br w:type="textWrapping"/>
+      </w:r>
+      <w:r>
+        <w:rPr>
+          <w:rFonts w:hint="default" w:ascii="Times New Roman" w:hAnsi="Times New Roman" w:cs="Times New Roman"/>
+          <w:b/>
+          <w:bCs/>
+          <w:sz w:val="26"/>
+          <w:szCs w:val="26"/>
+          <w:lang w:val="en-US"/>
+        </w:rPr>
+        <w:t>E.FIN / Xmas / NULL / ACK Scan.</w:t>
+      </w:r>
+      <w:r>
+        <w:rPr>
+          <w:rFonts w:hint="default" w:ascii="Times New Roman" w:hAnsi="Times New Roman" w:cs="Times New Roman"/>
+          <w:b/>
+          <w:bCs/>
+          <w:sz w:val="26"/>
+          <w:szCs w:val="26"/>
+          <w:lang w:val="en-US"/>
+        </w:rPr>
+        <w:br w:type="textWrapping"/>
+      </w:r>
+      <w:r>
+        <w:br w:type="textWrapping"/>
+      </w:r>
+      <w:r>
+        <w:drawing>
+          <wp:inline distT="0" distB="0" distL="114300" distR="114300">
+            <wp:extent cx="5274310" cy="2970530"/>
+            <wp:effectExtent l="0" t="0" r="13970" b="1270"/>
+            <wp:docPr id="11" name="Picture 11"/>
+            <wp:cNvGraphicFramePr>
+              <a:graphicFrameLocks xmlns:a="http://schemas.openxmlformats.org/drawingml/2006/main" noChangeAspect="1"/>
+            </wp:cNvGraphicFramePr>
+            <a:graphic xmlns:a="http://schemas.openxmlformats.org/drawingml/2006/main">
+              <a:graphicData uri="http://schemas.openxmlformats.org/drawingml/2006/picture">
+                <pic:pic xmlns:pic="http://schemas.openxmlformats.org/drawingml/2006/picture">
+                  <pic:nvPicPr>
+                    <pic:cNvPr id="11" name="Picture 11"/>
+                    <pic:cNvPicPr>
+                      <a:picLocks noChangeAspect="1"/>
+                    </pic:cNvPicPr>
+                  </pic:nvPicPr>
+                  <pic:blipFill>
+                    <a:blip r:embed="rId9"/>
+                    <a:stretch>
+                      <a:fillRect/>
+                    </a:stretch>
+                  </pic:blipFill>
+                  <pic:spPr>
+                    <a:xfrm>
+                      <a:off x="0" y="0"/>
+                      <a:ext cx="5274310" cy="2970530"/>
+                    </a:xfrm>
+                    <a:prstGeom prst="rect">
+                      <a:avLst/>
+                    </a:prstGeom>
+                    <a:noFill/>
+                    <a:ln>
+                      <a:noFill/>
+                    </a:ln>
+                  </pic:spPr>
+                </pic:pic>
+              </a:graphicData>
+            </a:graphic>
+          </wp:inline>
+        </w:drawing>
+      </w:r>
+    </w:p>
+    <w:p>
+      <w:pPr>
+        <w:numPr>
+          <w:numId w:val="0"/>
+        </w:numPr>
+        <w:jc w:val="both"/>
+      </w:pPr>
+      <w:r>
+        <w:rPr>
+          <w:rFonts w:hint="default" w:ascii="Times New Roman" w:hAnsi="Times New Roman" w:cs="Times New Roman"/>
+          <w:sz w:val="26"/>
+          <w:szCs w:val="26"/>
+        </w:rPr>
+        <w:t>Các kiểu quét FIN, Xmas, NULL và ACK cho kết quả trạng thái cổng khác với TCP Connect/SYN Scan; đặc biệt có thể xuất hiện trạng thái open|filtered hoặc filtered</w:t>
+      </w:r>
+      <w:r>
+        <w:rPr>
+          <w:rFonts w:hint="default" w:ascii="Times New Roman" w:hAnsi="Times New Roman" w:cs="Times New Roman"/>
+          <w:sz w:val="26"/>
+          <w:szCs w:val="26"/>
+        </w:rPr>
+        <w:br w:type="textWrapping"/>
+      </w:r>
+      <w:r>
+        <w:rPr>
+          <w:rFonts w:hint="default" w:ascii="Times New Roman" w:hAnsi="Times New Roman" w:cs="Times New Roman"/>
+          <w:b/>
+          <w:bCs/>
+          <w:sz w:val="26"/>
+          <w:szCs w:val="26"/>
+          <w:lang w:val="en-US"/>
+        </w:rPr>
+        <w:t>F. UDP</w:t>
+      </w:r>
+      <w:r>
+        <w:rPr>
+          <w:rFonts w:hint="default" w:ascii="Times New Roman" w:hAnsi="Times New Roman" w:cs="Times New Roman"/>
+          <w:b/>
+          <w:bCs/>
+          <w:sz w:val="26"/>
+          <w:szCs w:val="26"/>
+          <w:lang w:val="en-US"/>
+        </w:rPr>
+        <w:br w:type="textWrapping"/>
+      </w:r>
+      <w:r>
+        <w:drawing>
+          <wp:inline distT="0" distB="0" distL="114300" distR="114300">
+            <wp:extent cx="4853940" cy="777240"/>
+            <wp:effectExtent l="0" t="0" r="7620" b="0"/>
+            <wp:docPr id="12" name="Picture 12"/>
+            <wp:cNvGraphicFramePr>
+              <a:graphicFrameLocks xmlns:a="http://schemas.openxmlformats.org/drawingml/2006/main" noChangeAspect="1"/>
+            </wp:cNvGraphicFramePr>
+            <a:graphic xmlns:a="http://schemas.openxmlformats.org/drawingml/2006/main">
+              <a:graphicData uri="http://schemas.openxmlformats.org/drawingml/2006/picture">
+                <pic:pic xmlns:pic="http://schemas.openxmlformats.org/drawingml/2006/picture">
+                  <pic:nvPicPr>
+                    <pic:cNvPr id="12" name="Picture 12"/>
+                    <pic:cNvPicPr>
+                      <a:picLocks noChangeAspect="1"/>
+                    </pic:cNvPicPr>
+                  </pic:nvPicPr>
+                  <pic:blipFill>
+                    <a:blip r:embed="rId10"/>
+                    <a:stretch>
+                      <a:fillRect/>
+                    </a:stretch>
+                  </pic:blipFill>
+                  <pic:spPr>
+                    <a:xfrm>
+                      <a:off x="0" y="0"/>
+                      <a:ext cx="4853940" cy="777240"/>
+                    </a:xfrm>
+                    <a:prstGeom prst="rect">
+                      <a:avLst/>
+                    </a:prstGeom>
+                    <a:noFill/>
+                    <a:ln>
+                      <a:noFill/>
+                    </a:ln>
+                  </pic:spPr>
+                </pic:pic>
+              </a:graphicData>
+            </a:graphic>
+          </wp:inline>
+        </w:drawing>
+      </w:r>
+    </w:p>
+    <w:p>
+      <w:pPr>
+        <w:numPr>
+          <w:ilvl w:val="0"/>
+          <w:numId w:val="2"/>
+        </w:numPr>
+        <w:jc w:val="both"/>
+        <w:rPr>
+          <w:rFonts w:hint="default" w:ascii="Times New Roman" w:hAnsi="Times New Roman" w:cs="Times New Roman"/>
+          <w:b/>
+          <w:bCs/>
+          <w:sz w:val="26"/>
+          <w:szCs w:val="26"/>
+          <w:lang w:val="en-US"/>
+        </w:rPr>
+      </w:pPr>
+      <w:r>
+        <w:rPr>
+          <w:rFonts w:hint="default" w:ascii="Times New Roman" w:hAnsi="Times New Roman" w:eastAsia="Segoe UI" w:cs="Times New Roman"/>
+          <w:b/>
+          <w:bCs/>
+          <w:i w:val="0"/>
+          <w:iCs w:val="0"/>
+          <w:caps w:val="0"/>
+          <w:color w:val="081B3A"/>
+          <w:spacing w:val="2"/>
+          <w:sz w:val="26"/>
+          <w:szCs w:val="26"/>
+          <w:shd w:val="clear" w:fill="FFFFFF"/>
+        </w:rPr>
+        <w:t>Service/Version Detection</w:t>
+      </w:r>
+      <w:r>
+        <w:br w:type="textWrapping"/>
+      </w:r>
+      <w:r>
+        <w:drawing>
+          <wp:inline distT="0" distB="0" distL="114300" distR="114300">
+            <wp:extent cx="4892040" cy="845820"/>
+            <wp:effectExtent l="0" t="0" r="0" b="7620"/>
+            <wp:docPr id="13" name="Picture 13"/>
+            <wp:cNvGraphicFramePr>
+              <a:graphicFrameLocks xmlns:a="http://schemas.openxmlformats.org/drawingml/2006/main" noChangeAspect="1"/>
+            </wp:cNvGraphicFramePr>
+            <a:graphic xmlns:a="http://schemas.openxmlformats.org/drawingml/2006/main">
+              <a:graphicData uri="http://schemas.openxmlformats.org/drawingml/2006/picture">
+                <pic:pic xmlns:pic="http://schemas.openxmlformats.org/drawingml/2006/picture">
+                  <pic:nvPicPr>
+                    <pic:cNvPr id="13" name="Picture 13"/>
+                    <pic:cNvPicPr>
+                      <a:picLocks noChangeAspect="1"/>
+                    </pic:cNvPicPr>
+                  </pic:nvPicPr>
+                  <pic:blipFill>
+                    <a:blip r:embed="rId11"/>
+                    <a:stretch>
+                      <a:fillRect/>
+                    </a:stretch>
+                  </pic:blipFill>
+                  <pic:spPr>
+                    <a:xfrm>
+                      <a:off x="0" y="0"/>
+                      <a:ext cx="4892040" cy="845820"/>
+                    </a:xfrm>
+                    <a:prstGeom prst="rect">
+                      <a:avLst/>
+                    </a:prstGeom>
+                    <a:noFill/>
+                    <a:ln>
+                      <a:noFill/>
+                    </a:ln>
+                  </pic:spPr>
+                </pic:pic>
+              </a:graphicData>
+            </a:graphic>
+          </wp:inline>
+        </w:drawing>
+      </w:r>
+    </w:p>
+    <w:p>
+      <w:pPr>
+        <w:numPr>
+          <w:ilvl w:val="0"/>
+          <w:numId w:val="2"/>
+        </w:numPr>
+        <w:jc w:val="both"/>
+        <w:rPr>
+          <w:rFonts w:hint="default" w:ascii="Times New Roman" w:hAnsi="Times New Roman" w:cs="Times New Roman"/>
+          <w:b/>
+          <w:bCs/>
+          <w:sz w:val="26"/>
+          <w:szCs w:val="26"/>
+          <w:lang w:val="en-US"/>
+        </w:rPr>
+      </w:pPr>
+      <w:r>
+        <w:rPr>
+          <w:rFonts w:hint="default" w:ascii="Times New Roman" w:hAnsi="Times New Roman" w:eastAsia="Segoe UI" w:cs="Times New Roman"/>
+          <w:b/>
+          <w:bCs/>
+          <w:i w:val="0"/>
+          <w:iCs w:val="0"/>
+          <w:caps w:val="0"/>
+          <w:color w:val="081B3A"/>
+          <w:spacing w:val="2"/>
+          <w:sz w:val="26"/>
+          <w:szCs w:val="26"/>
+          <w:shd w:val="clear" w:fill="FFFFFF"/>
+        </w:rPr>
+        <w:t>– OS Detection</w:t>
+      </w:r>
+      <w:r>
+        <w:rPr>
+          <w:rFonts w:hint="default" w:ascii="Times New Roman" w:hAnsi="Times New Roman" w:eastAsia="Segoe UI" w:cs="Times New Roman"/>
+          <w:b/>
+          <w:bCs/>
+          <w:i w:val="0"/>
+          <w:iCs w:val="0"/>
+          <w:caps w:val="0"/>
+          <w:color w:val="081B3A"/>
+          <w:spacing w:val="2"/>
+          <w:sz w:val="26"/>
+          <w:szCs w:val="26"/>
+          <w:shd w:val="clear" w:fill="FFFFFF"/>
+        </w:rPr>
+        <w:br w:type="textWrapping"/>
+      </w:r>
+      <w:r>
+        <w:drawing>
+          <wp:inline distT="0" distB="0" distL="114300" distR="114300">
+            <wp:extent cx="4937760" cy="876300"/>
+            <wp:effectExtent l="0" t="0" r="0" b="7620"/>
+            <wp:docPr id="14" name="Picture 14"/>
+            <wp:cNvGraphicFramePr>
+              <a:graphicFrameLocks xmlns:a="http://schemas.openxmlformats.org/drawingml/2006/main" noChangeAspect="1"/>
+            </wp:cNvGraphicFramePr>
+            <a:graphic xmlns:a="http://schemas.openxmlformats.org/drawingml/2006/main">
+              <a:graphicData uri="http://schemas.openxmlformats.org/drawingml/2006/picture">
+                <pic:pic xmlns:pic="http://schemas.openxmlformats.org/drawingml/2006/picture">
+                  <pic:nvPicPr>
+                    <pic:cNvPr id="14" name="Picture 14"/>
+                    <pic:cNvPicPr>
+                      <a:picLocks noChangeAspect="1"/>
+                    </pic:cNvPicPr>
+                  </pic:nvPicPr>
+                  <pic:blipFill>
+                    <a:blip r:embed="rId12"/>
+                    <a:stretch>
+                      <a:fillRect/>
+                    </a:stretch>
+                  </pic:blipFill>
+                  <pic:spPr>
+                    <a:xfrm>
+                      <a:off x="0" y="0"/>
+                      <a:ext cx="4937760" cy="876300"/>
+                    </a:xfrm>
+                    <a:prstGeom prst="rect">
+                      <a:avLst/>
+                    </a:prstGeom>
+                    <a:noFill/>
+                    <a:ln>
+                      <a:noFill/>
+                    </a:ln>
+                  </pic:spPr>
+                </pic:pic>
+              </a:graphicData>
+            </a:graphic>
+          </wp:inline>
+        </w:drawing>
+      </w:r>
+    </w:p>
+    <w:p>
+      <w:pPr>
+        <w:numPr>
+          <w:ilvl w:val="0"/>
+          <w:numId w:val="2"/>
+        </w:numPr>
+        <w:jc w:val="both"/>
+        <w:rPr>
+          <w:rFonts w:hint="default" w:ascii="Times New Roman" w:hAnsi="Times New Roman" w:cs="Times New Roman"/>
+          <w:b/>
+          <w:bCs/>
+          <w:sz w:val="26"/>
+          <w:szCs w:val="26"/>
+          <w:lang w:val="en-US"/>
+        </w:rPr>
+      </w:pPr>
+      <w:r>
+        <w:rPr>
+          <w:rFonts w:hint="default" w:ascii="Times New Roman" w:hAnsi="Times New Roman" w:eastAsia="Segoe UI" w:cs="Times New Roman"/>
+          <w:b/>
+          <w:bCs/>
+          <w:i w:val="0"/>
+          <w:iCs w:val="0"/>
+          <w:caps w:val="0"/>
+          <w:color w:val="081B3A"/>
+          <w:spacing w:val="2"/>
+          <w:sz w:val="26"/>
+          <w:szCs w:val="26"/>
+          <w:shd w:val="clear" w:fill="FFFFFF"/>
+        </w:rPr>
+        <w:t>NSE SMB / MS17-01</w:t>
+      </w:r>
+      <w:r>
+        <w:rPr>
+          <w:rFonts w:hint="default" w:ascii="Times New Roman" w:hAnsi="Times New Roman" w:eastAsia="Segoe UI" w:cs="Times New Roman"/>
+          <w:b/>
+          <w:bCs/>
+          <w:i w:val="0"/>
+          <w:iCs w:val="0"/>
+          <w:caps w:val="0"/>
+          <w:color w:val="081B3A"/>
+          <w:spacing w:val="2"/>
+          <w:sz w:val="26"/>
+          <w:szCs w:val="26"/>
+          <w:shd w:val="clear" w:fill="FFFFFF"/>
+        </w:rPr>
+        <w:br w:type="textWrapping"/>
+      </w:r>
+      <w:r>
+        <w:drawing>
+          <wp:inline distT="0" distB="0" distL="114300" distR="114300">
+            <wp:extent cx="4937760" cy="777240"/>
+            <wp:effectExtent l="0" t="0" r="0" b="0"/>
+            <wp:docPr id="15" name="Picture 15"/>
+            <wp:cNvGraphicFramePr>
+              <a:graphicFrameLocks xmlns:a="http://schemas.openxmlformats.org/drawingml/2006/main" noChangeAspect="1"/>
+            </wp:cNvGraphicFramePr>
+            <a:graphic xmlns:a="http://schemas.openxmlformats.org/drawingml/2006/main">
+              <a:graphicData uri="http://schemas.openxmlformats.org/drawingml/2006/picture">
+                <pic:pic xmlns:pic="http://schemas.openxmlformats.org/drawingml/2006/picture">
+                  <pic:nvPicPr>
+                    <pic:cNvPr id="15" name="Picture 15"/>
+                    <pic:cNvPicPr>
+                      <a:picLocks noChangeAspect="1"/>
+                    </pic:cNvPicPr>
+                  </pic:nvPicPr>
+                  <pic:blipFill>
+                    <a:blip r:embed="rId13"/>
+                    <a:stretch>
+                      <a:fillRect/>
+                    </a:stretch>
+                  </pic:blipFill>
+                  <pic:spPr>
+                    <a:xfrm>
+                      <a:off x="0" y="0"/>
+                      <a:ext cx="4937760" cy="777240"/>
+                    </a:xfrm>
+                    <a:prstGeom prst="rect">
+                      <a:avLst/>
+                    </a:prstGeom>
+                    <a:noFill/>
+                    <a:ln>
+                      <a:noFill/>
+                    </a:ln>
+                  </pic:spPr>
+                </pic:pic>
+              </a:graphicData>
+            </a:graphic>
+          </wp:inline>
+        </w:drawing>
+      </w:r>
+      <w:bookmarkStart w:id="0" w:name="_GoBack"/>
       <w:bookmarkEnd w:id="0"/>
-      <w:r>
-        <w:br w:type="textWrapping"/>
-      </w:r>
-      <w:r>
-        <w:rPr>
-          <w:rFonts w:hint="default" w:ascii="Times New Roman" w:hAnsi="Times New Roman" w:cs="Times New Roman"/>
-          <w:sz w:val="26"/>
-          <w:szCs w:val="26"/>
-        </w:rPr>
-        <w:t>Máy Kali đã được kết nối vào mạng Host-Only và nhận địa chỉ IPv4 192.168.127.101/24.</w:t>
-      </w:r>
-      <w:r>
-        <w:rPr>
-          <w:rFonts w:hint="default" w:ascii="Times New Roman" w:hAnsi="Times New Roman" w:cs="Times New Roman"/>
-          <w:sz w:val="26"/>
-          <w:szCs w:val="26"/>
-        </w:rPr>
-        <w:br w:type="textWrapping"/>
-      </w:r>
-      <w:r>
-        <w:br w:type="textWrapping"/>
-      </w:r>
     </w:p>
     <w:sectPr>
       <w:pgSz w:w="11906" w:h="16838"/>
@@ -212,12 +1066,51 @@
 </w:document>
 </file>
 
+<file path=word/numbering.xml><?xml version="1.0" encoding="utf-8"?>
+<w:numbering xmlns:wpc="http://schemas.microsoft.com/office/word/2010/wordprocessingCanvas" xmlns:mc="http://schemas.openxmlformats.org/markup-compatibility/2006" xmlns:o="urn:schemas-microsoft-com:office:office" xmlns:r="http://schemas.openxmlformats.org/officeDocument/2006/relationships" xmlns:m="http://schemas.openxmlformats.org/officeDocument/2006/math" xmlns:v="urn:schemas-microsoft-com:vml" xmlns:wp14="http://schemas.microsoft.com/office/word/2010/wordprocessingDrawing" xmlns:wp="http://schemas.openxmlformats.org/drawingml/2006/wordprocessingDrawing" xmlns:w10="urn:schemas-microsoft-com:office:word" xmlns:w="http://schemas.openxmlformats.org/wordprocessingml/2006/main" xmlns:w14="http://schemas.microsoft.com/office/word/2010/wordml" xmlns:wpg="http://schemas.microsoft.com/office/word/2010/wordprocessingGroup" xmlns:wpi="http://schemas.microsoft.com/office/word/2010/wordprocessingInk" xmlns:wne="http://schemas.microsoft.com/office/word/2006/wordml" xmlns:wps="http://schemas.microsoft.com/office/word/2010/wordprocessingShape" xmlns:wpsCustomData="http://www.wps.cn/officeDocument/2013/wpsCustomData" mc:Ignorable="w14 wp14">
+  <w:abstractNum w:abstractNumId="0">
+    <w:nsid w:val="C4A7E315"/>
+    <w:multiLevelType w:val="singleLevel"/>
+    <w:tmpl w:val="C4A7E315"/>
+    <w:lvl w:ilvl="0" w:tentative="0">
+      <w:start w:val="7"/>
+      <w:numFmt w:val="upperLetter"/>
+      <w:suff w:val="space"/>
+      <w:lvlText w:val="%1."/>
+      <w:lvlJc w:val="left"/>
+    </w:lvl>
+  </w:abstractNum>
+  <w:abstractNum w:abstractNumId="1">
+    <w:nsid w:val="6904D0C2"/>
+    <w:multiLevelType w:val="singleLevel"/>
+    <w:tmpl w:val="6904D0C2"/>
+    <w:lvl w:ilvl="0" w:tentative="0">
+      <w:start w:val="2"/>
+      <w:numFmt w:val="upperLetter"/>
+      <w:lvlText w:val="%1."/>
+      <w:lvlJc w:val="left"/>
+      <w:pPr>
+        <w:tabs>
+          <w:tab w:val="left" w:pos="312"/>
+        </w:tabs>
+      </w:pPr>
+    </w:lvl>
+  </w:abstractNum>
+  <w:num w:numId="1">
+    <w:abstractNumId w:val="1"/>
+  </w:num>
+  <w:num w:numId="2">
+    <w:abstractNumId w:val="0"/>
+  </w:num>
+</w:numbering>
+</file>
+
 <file path=word/styles.xml><?xml version="1.0" encoding="utf-8"?>
 <w:styles xmlns:mc="http://schemas.openxmlformats.org/markup-compatibility/2006" xmlns:o="urn:schemas-microsoft-com:office:office" xmlns:r="http://schemas.openxmlformats.org/officeDocument/2006/relationships" xmlns:m="http://schemas.openxmlformats.org/officeDocument/2006/math" xmlns:v="urn:schemas-microsoft-com:vml" xmlns:w="http://schemas.openxmlformats.org/wordprocessingml/2006/main" xmlns:w14="http://schemas.microsoft.com/office/word/2010/wordml" xmlns:w10="urn:schemas-microsoft-com:office:word" xmlns:sl="http://schemas.openxmlformats.org/schemaLibrary/2006/main" xmlns:wpsCustomData="http://www.wps.cn/officeDocument/2013/wpsCustomData" mc:Ignorable="w14">
   <w:docDefaults>
     <w:rPrDefault>
       <w:rPr>
-        <w:rFonts w:asciiTheme="minorHAnsi" w:hAnsiTheme="minorHAnsi" w:eastAsiaTheme="minorEastAsia" w:cstheme="minorBidi"/>
+        <w:rFonts w:ascii="Times New Roman" w:hAnsi="Times New Roman" w:eastAsia="SimSun" w:cs="Times New Roman"/>
       </w:rPr>
     </w:rPrDefault>
     <w:pPrDefault/>
